--- a/app/templates/tldn/LLC1/003_Giấy ủy quyền.docx
+++ b/app/templates/tldn/LLC1/003_Giấy ủy quyền.docx
@@ -145,50 +145,6 @@
     </w:p>
     <w:p>
       <w:pPr>
-        <w:tabs>
-          <w:tab w:val="left" w:pos="4500"/>
-          <w:tab w:val="left" w:pos="8640"/>
-        </w:tabs>
-        <w:spacing w:after="120" w:line="360" w:lineRule="auto"/>
-        <w:jc w:val="both"/>
-      </w:pPr>
-      <w:r>
-        <w:t xml:space="preserve">Họ và tên: </w:t>
-      </w:r>
-      <w:r>
-        <w:rPr>
-          <w:b/>
-        </w:rPr>
-        <w:t>{{rep.</w:t>
-      </w:r>
-      <w:r>
-        <w:rPr>
-          <w:b/>
-        </w:rPr>
-        <w:t>personal_info</w:t>
-      </w:r>
-      <w:r>
-        <w:rPr>
-          <w:b/>
-        </w:rPr>
-        <w:t>.full_name}}</w:t>
-      </w:r>
-      <w:r>
-        <w:tab/>
-        <w:t xml:space="preserve">  Giới tính: </w:t>
-      </w:r>
-      <w:r>
-        <w:t>{{rep.personal_info.</w:t>
-      </w:r>
-      <w:r>
-        <w:t>gender</w:t>
-      </w:r>
-      <w:r>
-        <w:t>}}</w:t>
-      </w:r>
-    </w:p>
-    <w:p>
-      <w:pPr>
         <w:pBdr>
           <w:top w:val="nil"/>
           <w:left w:val="nil"/>
@@ -199,16 +155,20 @@
         <w:spacing w:line="360" w:lineRule="auto"/>
       </w:pPr>
       <w:r>
-        <w:t xml:space="preserve">Ngày sinh: </w:t>
-      </w:r>
-      <w:r>
-        <w:t>{{rep.personal_info.</w:t>
-      </w:r>
-      <w:r>
-        <w:t>birth_date</w:t>
-      </w:r>
-      <w:r>
-        <w:t>}}</w:t>
+        <w:t xml:space="preserve">Họ và tên: </w:t>
+      </w:r>
+      <w:r>
+        <w:rPr>
+          <w:b/>
+          <w:bCs/>
+        </w:rPr>
+        <w:t>{{rep.personal_info.full_name}}</w:t>
+      </w:r>
+      <w:r>
+        <w:t xml:space="preserve">       </w:t>
+      </w:r>
+      <w:r>
+        <w:t>Giới tính: {{rep.personal_info.gender}}</w:t>
       </w:r>
     </w:p>
     <w:p>
@@ -223,16 +183,10 @@
         <w:spacing w:line="360" w:lineRule="auto"/>
       </w:pPr>
       <w:r>
-        <w:t xml:space="preserve">Số định danh của cá nhân: </w:t>
-      </w:r>
-      <w:r>
-        <w:t>{{rep.personal_info.</w:t>
-      </w:r>
-      <w:r>
-        <w:t>id_number</w:t>
-      </w:r>
-      <w:r>
-        <w:t>}}</w:t>
+        <w:t xml:space="preserve">Ngày sinh: </w:t>
+      </w:r>
+      <w:r>
+        <w:t>{{rep.personal_info.birth_date}}</w:t>
       </w:r>
     </w:p>
     <w:p>
@@ -247,10 +201,10 @@
         <w:spacing w:line="360" w:lineRule="auto"/>
       </w:pPr>
       <w:r>
-        <w:t xml:space="preserve">Địa chỉ liên lạc: </w:t>
-      </w:r>
-      <w:r>
-        <w:t>{{rep.full_address}}</w:t>
+        <w:t xml:space="preserve">Số định danh của cá nhân: </w:t>
+      </w:r>
+      <w:r>
+        <w:t>{{rep.personal_info.id_number}}</w:t>
       </w:r>
     </w:p>
     <w:p>
@@ -265,31 +219,10 @@
         <w:spacing w:line="360" w:lineRule="auto"/>
       </w:pPr>
       <w:r>
-        <w:t xml:space="preserve">Là người đại diện theo pháp luật của </w:t>
-      </w:r>
-      <w:r>
-        <w:rPr>
-          <w:b/>
-        </w:rPr>
-        <w:t xml:space="preserve">CÔNG TY TNHH </w:t>
-      </w:r>
-      <w:r>
-        <w:rPr>
-          <w:b/>
-        </w:rPr>
-        <w:t>{{</w:t>
-      </w:r>
-      <w:r>
-        <w:rPr>
-          <w:b/>
-        </w:rPr>
-        <w:t>company_info</w:t>
-      </w:r>
-      <w:r>
-        <w:rPr>
-          <w:b/>
-        </w:rPr>
-        <w:t>.name.full}}</w:t>
+        <w:t xml:space="preserve">Địa chỉ liên lạc: </w:t>
+      </w:r>
+      <w:r>
+        <w:t>{{rep.full_address}}</w:t>
       </w:r>
     </w:p>
     <w:p>
@@ -304,10 +237,19 @@
         <w:spacing w:line="360" w:lineRule="auto"/>
       </w:pPr>
       <w:r>
-        <w:t xml:space="preserve">Địa chỉ trụ sở chính: </w:t>
-      </w:r>
-      <w:r>
-        <w:t>{{company_info.full_address}}</w:t>
+        <w:t xml:space="preserve">Là người đại diện theo pháp luật của </w:t>
+      </w:r>
+      <w:r>
+        <w:rPr>
+          <w:b/>
+        </w:rPr>
+        <w:t xml:space="preserve">CÔNG TY TNHH </w:t>
+      </w:r>
+      <w:r>
+        <w:rPr>
+          <w:b/>
+        </w:rPr>
+        <w:t>{{company_info.name.full}}</w:t>
       </w:r>
     </w:p>
     <w:p>
@@ -322,16 +264,10 @@
         <w:spacing w:line="360" w:lineRule="auto"/>
       </w:pPr>
       <w:r>
-        <w:t xml:space="preserve">Email: </w:t>
-      </w:r>
-      <w:r>
-        <w:t>{{</w:t>
-      </w:r>
-      <w:r>
-        <w:t>company_info</w:t>
-      </w:r>
-      <w:r>
-        <w:t>.contact.email}}</w:t>
+        <w:t xml:space="preserve">Địa chỉ trụ sở chính: </w:t>
+      </w:r>
+      <w:r>
+        <w:t>{{company_info.full_address}}</w:t>
       </w:r>
     </w:p>
     <w:p>
@@ -346,108 +282,10 @@
         <w:spacing w:line="360" w:lineRule="auto"/>
       </w:pPr>
       <w:r>
-        <w:t xml:space="preserve">Số điện thoại: </w:t>
-      </w:r>
-      <w:bookmarkStart w:id="0" w:name="_heading=h.rk3tjl8fym3m" w:colFirst="0" w:colLast="0"/>
-      <w:bookmarkEnd w:id="0"/>
-      <w:r>
-        <w:t>{{company_info.contact.</w:t>
-      </w:r>
-      <w:r>
-        <w:t>phone</w:t>
-      </w:r>
-      <w:r>
-        <w:t>}}</w:t>
-      </w:r>
-    </w:p>
-    <w:p>
-      <w:pPr>
-        <w:shd w:val="clear" w:color="auto" w:fill="D9D9D9"/>
-        <w:spacing w:line="360" w:lineRule="auto"/>
-        <w:jc w:val="both"/>
-        <w:rPr>
-          <w:b/>
-        </w:rPr>
-      </w:pPr>
-      <w:r>
-        <w:rPr>
-          <w:b/>
-          <w:shd w:val="clear" w:color="auto" w:fill="D9D9D9"/>
-        </w:rPr>
-        <w:t xml:space="preserve">II. </w:t>
-      </w:r>
-      <w:r>
-        <w:rPr>
-          <w:b/>
-          <w:shd w:val="clear" w:color="auto" w:fill="D9D9D9"/>
-        </w:rPr>
-        <w:tab/>
-        <w:t>BÊN ĐƯỢC UỶ QUYỀN (BÊN B)</w:t>
-      </w:r>
-    </w:p>
-    <w:p>
-      <w:pPr>
-        <w:tabs>
-          <w:tab w:val="left" w:pos="4500"/>
-          <w:tab w:val="left" w:pos="8640"/>
-        </w:tabs>
-        <w:spacing w:after="120" w:line="360" w:lineRule="auto"/>
-        <w:jc w:val="both"/>
-      </w:pPr>
-      <w:r>
-        <w:t xml:space="preserve">Họ và tên: </w:t>
-      </w:r>
-      <w:r>
-        <w:t>{{</w:t>
-      </w:r>
-      <w:r>
-        <w:t>taxpayer</w:t>
-      </w:r>
-      <w:r>
-        <w:t>.</w:t>
-      </w:r>
-      <w:r>
-        <w:t>full_name</w:t>
-      </w:r>
-      <w:r>
-        <w:t>}}</w:t>
-      </w:r>
-      <w:r>
-        <w:tab/>
-        <w:t xml:space="preserve">  Giới tính:</w:t>
-      </w:r>
-      <w:r>
-        <w:rPr>
-          <w:lang w:val="vi-VN"/>
-        </w:rPr>
-        <w:t xml:space="preserve"> </w:t>
-      </w:r>
-      <w:r>
-        <w:rPr>
-          <w:lang w:val="vi-VN"/>
-        </w:rPr>
-        <w:t>{{</w:t>
-      </w:r>
-      <w:r>
-        <w:rPr>
-          <w:lang w:val="en-US"/>
-        </w:rPr>
-        <w:t>taxpayer.</w:t>
-      </w:r>
-      <w:r>
-        <w:rPr>
-          <w:lang w:val="en-US"/>
-        </w:rPr>
-        <w:t>gender</w:t>
-      </w:r>
-      <w:r>
-        <w:rPr>
-          <w:lang w:val="vi-VN"/>
-        </w:rPr>
-        <w:t>}}</w:t>
-      </w:r>
-      <w:r>
-        <w:t xml:space="preserve"> </w:t>
+        <w:t xml:space="preserve">Email: </w:t>
+      </w:r>
+      <w:r>
+        <w:t>{{company_info.contact.email}}</w:t>
       </w:r>
     </w:p>
     <w:p>
@@ -462,16 +300,102 @@
         <w:spacing w:line="360" w:lineRule="auto"/>
       </w:pPr>
       <w:r>
+        <w:t xml:space="preserve">Số điện thoại: </w:t>
+      </w:r>
+      <w:bookmarkStart w:id="0" w:name="_heading=h.rk3tjl8fym3m" w:colFirst="0" w:colLast="0"/>
+      <w:bookmarkEnd w:id="0"/>
+      <w:r>
+        <w:t>{{company_info.contact.phone}}</w:t>
+      </w:r>
+    </w:p>
+    <w:p>
+      <w:pPr>
+        <w:shd w:val="clear" w:color="auto" w:fill="D9D9D9"/>
+        <w:spacing w:line="360" w:lineRule="auto"/>
+        <w:jc w:val="both"/>
+        <w:rPr>
+          <w:b/>
+        </w:rPr>
+      </w:pPr>
+      <w:r>
+        <w:rPr>
+          <w:b/>
+          <w:shd w:val="clear" w:color="auto" w:fill="D9D9D9"/>
+        </w:rPr>
+        <w:t xml:space="preserve">II. </w:t>
+      </w:r>
+      <w:r>
+        <w:rPr>
+          <w:b/>
+          <w:shd w:val="clear" w:color="auto" w:fill="D9D9D9"/>
+        </w:rPr>
+        <w:tab/>
+        <w:t>BÊN ĐƯỢC UỶ QUYỀN (BÊN B)</w:t>
+      </w:r>
+    </w:p>
+    <w:p>
+      <w:pPr>
+        <w:pBdr>
+          <w:top w:val="nil"/>
+          <w:left w:val="nil"/>
+          <w:bottom w:val="nil"/>
+          <w:right w:val="nil"/>
+          <w:between w:val="nil"/>
+        </w:pBdr>
+        <w:spacing w:line="360" w:lineRule="auto"/>
+      </w:pPr>
+      <w:r>
+        <w:t xml:space="preserve">Họ và tên: </w:t>
+      </w:r>
+      <w:r>
+        <w:rPr>
+          <w:b/>
+          <w:bCs/>
+        </w:rPr>
+        <w:t>{{taxpayer.full_name}}</w:t>
+      </w:r>
+      <w:r>
+        <w:rPr>
+          <w:b/>
+          <w:bCs/>
+        </w:rPr>
+        <w:t xml:space="preserve">        </w:t>
+      </w:r>
+      <w:r>
+        <w:t xml:space="preserve">Giới tính: {{taxpayer.gender}} </w:t>
+      </w:r>
+    </w:p>
+    <w:p>
+      <w:pPr>
+        <w:pBdr>
+          <w:top w:val="nil"/>
+          <w:left w:val="nil"/>
+          <w:bottom w:val="nil"/>
+          <w:right w:val="nil"/>
+          <w:between w:val="nil"/>
+        </w:pBdr>
+        <w:spacing w:line="360" w:lineRule="auto"/>
+      </w:pPr>
+      <w:r>
+        <w:t>Ngày sinh: {{taxpayer.birth_date}}</w:t>
+      </w:r>
+    </w:p>
+    <w:p>
+      <w:pPr>
+        <w:pBdr>
+          <w:top w:val="nil"/>
+          <w:left w:val="nil"/>
+          <w:bottom w:val="nil"/>
+          <w:right w:val="nil"/>
+          <w:between w:val="nil"/>
+        </w:pBdr>
+        <w:spacing w:line="360" w:lineRule="auto"/>
+      </w:pPr>
+      <w:r>
         <w:t xml:space="preserve">Số định danh của cá nhân: </w:t>
       </w:r>
       <w:r>
-        <w:t>{{taxpayer.</w:t>
-      </w:r>
-      <w:r>
-        <w:t>id_number</w:t>
-      </w:r>
-      <w:r>
-        <w:t>}}</w:t>
+        <w:t>{{taxpayer.id_number}}</w:t>
       </w:r>
       <w:r>
         <w:t xml:space="preserve"> </w:t>
@@ -516,13 +440,7 @@
         <w:t xml:space="preserve">Email: </w:t>
       </w:r>
       <w:r>
-        <w:t>{{</w:t>
-      </w:r>
-      <w:r>
-        <w:t>taxpayer</w:t>
-      </w:r>
-      <w:r>
-        <w:t>.contact_info.email}}</w:t>
+        <w:t>{{taxpayer.contact_info.email}}</w:t>
       </w:r>
       <w:r>
         <w:tab/>
@@ -531,13 +449,7 @@
         <w:t xml:space="preserve">Số điện thoại: </w:t>
       </w:r>
       <w:r>
-        <w:t>{{taxpayer.contact_info.</w:t>
-      </w:r>
-      <w:r>
-        <w:t>phone</w:t>
-      </w:r>
-      <w:r>
-        <w:t>}}</w:t>
+        <w:t>{{taxpayer.contact_info.phone}}</w:t>
       </w:r>
     </w:p>
     <w:p>
@@ -848,19 +760,7 @@
               <w:rPr>
                 <w:b/>
               </w:rPr>
-              <w:t>{{rep.</w:t>
-            </w:r>
-            <w:r>
-              <w:rPr>
-                <w:b/>
-              </w:rPr>
-              <w:t>personal_info</w:t>
-            </w:r>
-            <w:r>
-              <w:rPr>
-                <w:b/>
-              </w:rPr>
-              <w:t>.full_name}}</w:t>
+              <w:t>{{rep.personal_info.full_name}}</w:t>
             </w:r>
           </w:p>
           <w:p>
@@ -1840,6 +1740,7 @@
   <w:style w:type="character" w:default="1" w:styleId="DefaultParagraphFont">
     <w:name w:val="Default Paragraph Font"/>
     <w:uiPriority w:val="1"/>
+    <w:semiHidden/>
     <w:unhideWhenUsed/>
   </w:style>
   <w:style w:type="table" w:default="1" w:styleId="TableNormal">

--- a/app/templates/tldn/LLC1/003_Giấy ủy quyền.docx
+++ b/app/templates/tldn/LLC1/003_Giấy ủy quyền.docx
@@ -593,7 +593,13 @@
         <w:jc w:val="both"/>
       </w:pPr>
       <w:r>
-        <w:t>Bên A có trách nhiệm hoàn thành nội dung công việc theo đúng quy định pháp luật.</w:t>
+        <w:t xml:space="preserve">Bên </w:t>
+      </w:r>
+      <w:r>
+        <w:t>B</w:t>
+      </w:r>
+      <w:r>
+        <w:t xml:space="preserve"> có trách nhiệm hoàn thành nội dung công việc theo đúng quy định pháp luật.</w:t>
       </w:r>
     </w:p>
     <w:tbl>
@@ -762,52 +768,12 @@
               </w:rPr>
               <w:t>{{rep.personal_info.full_name}}</w:t>
             </w:r>
-          </w:p>
-          <w:p>
-            <w:pPr>
-              <w:spacing w:line="360" w:lineRule="auto"/>
-              <w:jc w:val="center"/>
-              <w:rPr>
-                <w:b/>
-              </w:rPr>
-            </w:pPr>
-          </w:p>
-          <w:p>
-            <w:pPr>
-              <w:spacing w:line="360" w:lineRule="auto"/>
-              <w:jc w:val="center"/>
-              <w:rPr>
-                <w:b/>
-              </w:rPr>
-            </w:pPr>
             <w:bookmarkStart w:id="2" w:name="_heading=h.z4azm95ge1in" w:colFirst="0" w:colLast="0"/>
             <w:bookmarkEnd w:id="2"/>
           </w:p>
         </w:tc>
       </w:tr>
     </w:tbl>
-    <w:p>
-      <w:pPr>
-        <w:spacing w:line="360" w:lineRule="auto"/>
-        <w:rPr>
-          <w:b/>
-        </w:rPr>
-      </w:pPr>
-    </w:p>
-    <w:p>
-      <w:pPr>
-        <w:spacing w:line="360" w:lineRule="auto"/>
-        <w:ind w:left="5387"/>
-        <w:rPr>
-          <w:b/>
-        </w:rPr>
-      </w:pPr>
-    </w:p>
-    <w:p>
-      <w:pPr>
-        <w:spacing w:line="360" w:lineRule="auto"/>
-      </w:pPr>
-    </w:p>
     <w:p>
       <w:pPr>
         <w:spacing w:line="360" w:lineRule="auto"/>
